--- a/AI och IoT - IoT-projekt - rapportdagbok.docx
+++ b/AI och IoT - IoT-projekt - rapportdagbok.docx
@@ -1263,7 +1263,73 @@
           <w:lang w:eastAsia="sv-SE"/>
           <w14:ligatures w14:val="none"/>
         </w:rPr>
-        <w:t xml:space="preserve">Detta krävde några försök för att bli bra, men är nu en mycket solid grund. </w:t>
+        <w:t xml:space="preserve">Detta krävde några försök för att bli bra, men </w:t>
+      </w:r>
+      <w:r>
+        <w:rPr>
+          <w:rFonts w:ascii="Arial" w:eastAsia="Times New Roman" w:hAnsi="Arial" w:cs="Arial"/>
+          <w:kern w:val="0"/>
+          <w:sz w:val="24"/>
+          <w:szCs w:val="24"/>
+          <w:lang w:eastAsia="sv-SE"/>
+          <w14:ligatures w14:val="none"/>
+        </w:rPr>
+        <w:t xml:space="preserve">känns </w:t>
+      </w:r>
+      <w:r>
+        <w:rPr>
+          <w:rFonts w:ascii="Arial" w:eastAsia="Times New Roman" w:hAnsi="Arial" w:cs="Arial"/>
+          <w:kern w:val="0"/>
+          <w:sz w:val="24"/>
+          <w:szCs w:val="24"/>
+          <w:lang w:eastAsia="sv-SE"/>
+          <w14:ligatures w14:val="none"/>
+        </w:rPr>
+        <w:t xml:space="preserve">nu </w:t>
+      </w:r>
+      <w:r>
+        <w:rPr>
+          <w:rFonts w:ascii="Arial" w:eastAsia="Times New Roman" w:hAnsi="Arial" w:cs="Arial"/>
+          <w:kern w:val="0"/>
+          <w:sz w:val="24"/>
+          <w:szCs w:val="24"/>
+          <w:lang w:eastAsia="sv-SE"/>
+          <w14:ligatures w14:val="none"/>
+        </w:rPr>
+        <w:t xml:space="preserve">som en </w:t>
+      </w:r>
+      <w:r>
+        <w:rPr>
+          <w:rFonts w:ascii="Arial" w:eastAsia="Times New Roman" w:hAnsi="Arial" w:cs="Arial"/>
+          <w:kern w:val="0"/>
+          <w:sz w:val="24"/>
+          <w:szCs w:val="24"/>
+          <w:lang w:eastAsia="sv-SE"/>
+          <w14:ligatures w14:val="none"/>
+        </w:rPr>
+        <w:t>solid grund</w:t>
+      </w:r>
+      <w:r>
+        <w:rPr>
+          <w:rFonts w:ascii="Arial" w:eastAsia="Times New Roman" w:hAnsi="Arial" w:cs="Arial"/>
+          <w:kern w:val="0"/>
+          <w:sz w:val="24"/>
+          <w:szCs w:val="24"/>
+          <w:lang w:eastAsia="sv-SE"/>
+          <w14:ligatures w14:val="none"/>
+        </w:rPr>
+        <w:t xml:space="preserve"> att bygga vidare på</w:t>
+      </w:r>
+      <w:r>
+        <w:rPr>
+          <w:rFonts w:ascii="Arial" w:eastAsia="Times New Roman" w:hAnsi="Arial" w:cs="Arial"/>
+          <w:kern w:val="0"/>
+          <w:sz w:val="24"/>
+          <w:szCs w:val="24"/>
+          <w:lang w:eastAsia="sv-SE"/>
+          <w14:ligatures w14:val="none"/>
+        </w:rPr>
+        <w:t xml:space="preserve">. </w:t>
       </w:r>
     </w:p>
     <w:p>
@@ -1324,7 +1390,62 @@
           <w:lang w:eastAsia="sv-SE"/>
           <w14:ligatures w14:val="none"/>
         </w:rPr>
-        <w:t>Filen täcker perioden 2023-07-01 till 2025-12-31 och ger över två års data, vilket bör räcka för att träna en AI-modell som ska förstå säsongsvariationer.</w:t>
+        <w:t xml:space="preserve">Filen täcker perioden 2023-07-01 till 2025-12-31 och </w:t>
+      </w:r>
+      <w:r>
+        <w:rPr>
+          <w:rFonts w:ascii="Arial" w:eastAsia="Times New Roman" w:hAnsi="Arial" w:cs="Arial"/>
+          <w:kern w:val="0"/>
+          <w:sz w:val="24"/>
+          <w:szCs w:val="24"/>
+          <w:lang w:eastAsia="sv-SE"/>
+          <w14:ligatures w14:val="none"/>
+        </w:rPr>
+        <w:t xml:space="preserve">30 månader timvis </w:t>
+      </w:r>
+      <w:r>
+        <w:rPr>
+          <w:rFonts w:ascii="Arial" w:eastAsia="Times New Roman" w:hAnsi="Arial" w:cs="Arial"/>
+          <w:kern w:val="0"/>
+          <w:sz w:val="24"/>
+          <w:szCs w:val="24"/>
+          <w:lang w:eastAsia="sv-SE"/>
+          <w14:ligatures w14:val="none"/>
+        </w:rPr>
+        <w:t>data</w:t>
+      </w:r>
+      <w:r>
+        <w:rPr>
+          <w:rFonts w:ascii="Arial" w:eastAsia="Times New Roman" w:hAnsi="Arial" w:cs="Arial"/>
+          <w:kern w:val="0"/>
+          <w:sz w:val="24"/>
+          <w:szCs w:val="24"/>
+          <w:lang w:eastAsia="sv-SE"/>
+          <w14:ligatures w14:val="none"/>
+        </w:rPr>
+        <w:t xml:space="preserve"> </w:t>
+      </w:r>
+      <w:r>
+        <w:rPr>
+          <w:rFonts w:ascii="Arial" w:eastAsia="Times New Roman" w:hAnsi="Arial" w:cs="Arial"/>
+          <w:kern w:val="0"/>
+          <w:sz w:val="24"/>
+          <w:szCs w:val="24"/>
+          <w:lang w:eastAsia="sv-SE"/>
+          <w14:ligatures w14:val="none"/>
+        </w:rPr>
+        <w:t xml:space="preserve">bör räcka för </w:t>
+      </w:r>
+      <w:r>
+        <w:rPr>
+          <w:rFonts w:ascii="Arial" w:eastAsia="Times New Roman" w:hAnsi="Arial" w:cs="Arial"/>
+          <w:kern w:val="0"/>
+          <w:sz w:val="24"/>
+          <w:szCs w:val="24"/>
+          <w:lang w:eastAsia="sv-SE"/>
+          <w14:ligatures w14:val="none"/>
+        </w:rPr>
+        <w:t>mina syften.</w:t>
       </w:r>
       <w:r>
         <w:rPr>
@@ -1379,73 +1500,51 @@
           <w:lang w:eastAsia="sv-SE"/>
           <w14:ligatures w14:val="none"/>
         </w:rPr>
-        <w:t>Det saknas bara ett värde i hela filen (irradiance_wm2). Det fyll</w:t>
-      </w:r>
-      <w:r>
-        <w:rPr>
-          <w:rFonts w:ascii="Arial" w:eastAsia="Times New Roman" w:hAnsi="Arial" w:cs="Arial"/>
-          <w:kern w:val="0"/>
-          <w:sz w:val="24"/>
-          <w:szCs w:val="24"/>
-          <w:lang w:eastAsia="sv-SE"/>
-          <w14:ligatures w14:val="none"/>
-        </w:rPr>
-        <w:t>er vi</w:t>
-      </w:r>
-      <w:r>
-        <w:rPr>
-          <w:rFonts w:ascii="Arial" w:eastAsia="Times New Roman" w:hAnsi="Arial" w:cs="Arial"/>
-          <w:kern w:val="0"/>
-          <w:sz w:val="24"/>
-          <w:szCs w:val="24"/>
-          <w:lang w:eastAsia="sv-SE"/>
-          <w14:ligatures w14:val="none"/>
-        </w:rPr>
-        <w:t xml:space="preserve"> i </w:t>
-      </w:r>
-      <w:r>
-        <w:rPr>
-          <w:rFonts w:ascii="Arial" w:eastAsia="Times New Roman" w:hAnsi="Arial" w:cs="Arial"/>
-          <w:kern w:val="0"/>
-          <w:sz w:val="24"/>
-          <w:szCs w:val="24"/>
-          <w:lang w:eastAsia="sv-SE"/>
-          <w14:ligatures w14:val="none"/>
-        </w:rPr>
-        <w:t xml:space="preserve">med </w:t>
-      </w:r>
-      <w:r>
-        <w:rPr>
-          <w:rFonts w:ascii="Arial" w:eastAsia="Times New Roman" w:hAnsi="Arial" w:cs="Arial"/>
-          <w:kern w:val="0"/>
-          <w:sz w:val="24"/>
-          <w:szCs w:val="24"/>
-          <w:lang w:eastAsia="sv-SE"/>
-          <w14:ligatures w14:val="none"/>
-        </w:rPr>
-        <w:t>interpolation</w:t>
-      </w:r>
-      <w:r>
-        <w:rPr>
-          <w:rFonts w:ascii="Arial" w:eastAsia="Times New Roman" w:hAnsi="Arial" w:cs="Arial"/>
-          <w:kern w:val="0"/>
-          <w:sz w:val="24"/>
-          <w:szCs w:val="24"/>
-          <w:lang w:eastAsia="sv-SE"/>
-          <w14:ligatures w14:val="none"/>
-        </w:rPr>
-        <w:t xml:space="preserve">, vilket inte lär </w:t>
-      </w:r>
-      <w:r>
-        <w:rPr>
-          <w:rFonts w:ascii="Arial" w:eastAsia="Times New Roman" w:hAnsi="Arial" w:cs="Arial"/>
-          <w:kern w:val="0"/>
-          <w:sz w:val="24"/>
-          <w:szCs w:val="24"/>
-          <w:lang w:eastAsia="sv-SE"/>
-          <w14:ligatures w14:val="none"/>
-        </w:rPr>
-        <w:t>påverka modellen.</w:t>
+        <w:t xml:space="preserve">Det saknas bara ett värde i hela filen (irradiance_wm2). Det </w:t>
+      </w:r>
+      <w:r>
+        <w:rPr>
+          <w:rFonts w:ascii="Arial" w:eastAsia="Times New Roman" w:hAnsi="Arial" w:cs="Arial"/>
+          <w:kern w:val="0"/>
+          <w:sz w:val="24"/>
+          <w:szCs w:val="24"/>
+          <w:lang w:eastAsia="sv-SE"/>
+          <w14:ligatures w14:val="none"/>
+        </w:rPr>
+        <w:t xml:space="preserve">får </w:t>
+      </w:r>
+      <w:r>
+        <w:rPr>
+          <w:rFonts w:ascii="Arial" w:eastAsia="Times New Roman" w:hAnsi="Arial" w:cs="Arial"/>
+          <w:kern w:val="0"/>
+          <w:sz w:val="24"/>
+          <w:szCs w:val="24"/>
+          <w:lang w:eastAsia="sv-SE"/>
+          <w14:ligatures w14:val="none"/>
+        </w:rPr>
+        <w:t>interpol</w:t>
+      </w:r>
+      <w:r>
+        <w:rPr>
+          <w:rFonts w:ascii="Arial" w:eastAsia="Times New Roman" w:hAnsi="Arial" w:cs="Arial"/>
+          <w:kern w:val="0"/>
+          <w:sz w:val="24"/>
+          <w:szCs w:val="24"/>
+          <w:lang w:eastAsia="sv-SE"/>
+          <w14:ligatures w14:val="none"/>
+        </w:rPr>
+        <w:t>eras</w:t>
+      </w:r>
+      <w:r>
+        <w:rPr>
+          <w:rFonts w:ascii="Arial" w:eastAsia="Times New Roman" w:hAnsi="Arial" w:cs="Arial"/>
+          <w:kern w:val="0"/>
+          <w:sz w:val="24"/>
+          <w:szCs w:val="24"/>
+          <w:lang w:eastAsia="sv-SE"/>
+          <w14:ligatures w14:val="none"/>
+        </w:rPr>
+        <w:t>.</w:t>
       </w:r>
     </w:p>
     <w:p>
